--- a/docs/voice-platform/28-mlops-for-vaani-2026-09-05.docx
+++ b/docs/voice-platform/28-mlops-for-vaani-2026-09-05.docx
@@ -1355,42 +1355,59 @@
     <w:p/>
     <w:p>
       <w:pPr>
-        <w:spacing w:after="120"/>
+        <w:spacing w:before="120" w:after="120"/>
+        <w:ind w:left="432"/>
       </w:pPr>
       <w:r>
         <w:rPr>
           <w:rFonts w:ascii="Nirmala UI" w:hAnsi="Nirmala UI" w:eastAsia="Nirmala UI" w:cs="Nirmala UI"/>
           <w:b/>
+          <w:i/>
+          <w:color w:val="5A5A5A"/>
         </w:rPr>
-        <w:t>The detector is meeting its own quality bar on real calls.</w:t>
+        <w:t>CORRECTED 6 Sep 2026 — this number is wrong and must not be quoted.</w:t>
       </w:r>
       <w:r>
         <w:rPr>
           <w:rFonts w:ascii="Nirmala UI" w:hAnsi="Nirmala UI" w:eastAsia="Nirmala UI" w:cs="Nirmala UI"/>
+          <w:i/>
+          <w:color w:val="5A5A5A"/>
         </w:rPr>
-        <w:t xml:space="preserve"> That is now a</w:t>
+        <w:t xml:space="preserve">  Replaying 200 recorded calls through the shipped analyzer frame by frame (</w:t>
       </w:r>
-    </w:p>
-    <w:p>
-      <w:pPr>
-        <w:spacing w:after="120"/>
-      </w:pPr>
+      <w:r>
+        <w:rPr>
+          <w:rFonts w:ascii="Consolas" w:hAnsi="Consolas" w:eastAsia="Consolas" w:cs="Consolas"/>
+          <w:i/>
+          <w:color w:val="5A5A5A"/>
+          <w:sz w:val="18"/>
+        </w:rPr>
+        <w:t>tools/replay_turns.py</w:t>
+      </w:r>
       <w:r>
         <w:rPr>
           <w:rFonts w:ascii="Nirmala UI" w:hAnsi="Nirmala UI" w:eastAsia="Nirmala UI" w:cs="Nirmala UI"/>
+          <w:i/>
+          <w:color w:val="5A5A5A"/>
         </w:rPr>
-        <w:t>measured fact rather than an assumption, and it is the answer to "is the turn</w:t>
+        <w:t xml:space="preserve">) measures </w:t>
       </w:r>
-    </w:p>
-    <w:p>
-      <w:pPr>
-        <w:spacing w:after="120"/>
-      </w:pPr>
       <w:r>
         <w:rPr>
           <w:rFonts w:ascii="Nirmala UI" w:hAnsi="Nirmala UI" w:eastAsia="Nirmala UI" w:cs="Nirmala UI"/>
+          <w:b/>
+          <w:i/>
+          <w:color w:val="5A5A5A"/>
         </w:rPr>
-        <w:t>detection any good".</w:t>
+        <w:t>35.9% of speech bursts cut off</w:t>
+      </w:r>
+      <w:r>
+        <w:rPr>
+          <w:rFonts w:ascii="Nirmala UI" w:hAnsi="Nirmala UI" w:eastAsia="Nirmala UI" w:cs="Nirmala UI"/>
+          <w:i/>
+          <w:color w:val="5A5A5A"/>
+        </w:rPr>
+        <w:t>, not 1.6%. The monitor undercounts by more than twenty times, because it reads resumes out of the run log and the log only records FINAL transcripts — it cannot see the caller restarting inside one utterance, which is where almost all of the cut-offs are.  The claim below — that the detector meets its quality bar on real calls — is therefore withdrawn. It does not. See 29-the-four-bugs-and-the-turn-detector-truth §4 for the measurement, the pipecat bake-off, and the root cause.  The lesson is the one this document already warns about in §5, applied to itself: a metric that agrees with what you hoped is the one to check hardest.</w:t>
       </w:r>
     </w:p>
     <w:p>
